--- a/output/Lebenslauf_PwC_QA.docx
+++ b/output/Lebenslauf_PwC_QA.docx
@@ -96,7 +96,7 @@
     </w:p>
     <w:p>
       <w:r>
-        <w:t>Werkstudent in der Software-Qualitätssicherung mit Praxis in Produktabnahme, manuellem Testing und strukturierter Fehler- und Testdokumentation. Studium des Wirtschaftsingenieurwesens an der HTW Berlin mit abgeschlossener kaufmännischer Ausbildung – dadurch die Brücke zwischen Business, Technologie und Beratung, wie sie in cross-funktionalen Teams gebraucht wird. Ausgeprägte Detailorientierung, systematisches Denken in Edge Cases und Ausnahmefällen sowie klares, nachvollziehbares Fehlerreporting. Testautomatisierung (Selenium, Cypress, JUnit), API- und Performance-Tests werden aktuell im Selbststudium aufgebaut (Details siehe Abschnitt „In Aneignung“).</w:t>
+        <w:t>Werkstudent in der Software-Qualitätssicherung mit Praxis in Produktabnahme, manuellem Testing und strukturierter Fehler- und Testdokumentation – im agilen Umfeld, in Sprints und mit Azure DevOps als Testmanagement- und Tracking-Tool. Studium des Wirtschaftsingenieurwesens an der HTW Berlin mit abgeschlossener kaufmännischer Ausbildung – dadurch die Brücke zwischen Business, Technologie und Beratung, wie sie in cross-funktionalen Teams gebraucht wird. Ausgeprägte Detailorientierung, systematisches Denken in Edge Cases und Ausnahmefällen sowie klares, nachvollziehbares Fehlerreporting. Testautomatisierung (Selenium, Cypress, JUnit) sowie API- und Performance-Tests werden aktuell im Selbststudium aufgebaut (Details siehe Abschnitt „In Aneignung“).</w:t>
       </w:r>
     </w:p>
     <w:p>
@@ -117,12 +117,12 @@
     </w:p>
     <w:p>
       <w:r>
-        <w:t>Praxiserprobt: Manuelles Testing &amp; Produktabnahme · Testfallentwurf und Testdurchführung · Edge-Case-/Ausnahmefall-Analyse („Unlucky Paths“) · Fehlererfassung, Priorisierung, Nachverfolgung und Retest · Test- und Projektdokumentation · Abstimmung mit Entwicklungs- und Fachteams</w:t>
+        <w:t>Praxiserprobt: Manuelles Testing &amp; Produktabnahme · Testfallentwurf und Testdurchführung · Edge-Case-/Ausnahmefall-Analyse („Unlucky Paths“) · Fehlererfassung, Priorisierung, Nachverfolgung und Retest · Testmanagement-Tool: Azure DevOps · Agiles Arbeiten in Sprints (Scrum) · Test- und Projektdokumentation · Abstimmung mit Entwicklungs- und Fachteams</w:t>
       </w:r>
     </w:p>
     <w:p>
       <w:r>
-        <w:t>In Aneignung (Selbststudium, siehe lernplan.md): Testmanagement-Tools: Jira, TestRail · Testautomatisierung: Selenium, Cypress, JUnit · API-Tests (Postman/REST), Performance- und Sicherheitstests (Grundlagen) · Versionskontrolle mit Git und Arbeit mit Code-Repositories · Agile Methoden: Scrum, Kanban · Testen von KI-Modellen und datengetriebenen Systemen (Grundlagen)</w:t>
+        <w:t>In Aneignung (Selbststudium, siehe lernplan.md): Testautomatisierung: Selenium, Cypress, JUnit · API-Tests (Postman/REST), Performance- und Sicherheitstests (Grundlagen) · Versionskontrolle mit Git und Arbeit mit Code-Repositories · Jira und TestRail (Umstieg von Azure DevOps, Grundlagen) · Testen von KI-Modellen und datengetriebenen Systemen (Grundlagen)</w:t>
       </w:r>
     </w:p>
     <w:p>
@@ -188,7 +188,7 @@
         <w:spacing w:after="20"/>
       </w:pPr>
       <w:r>
-        <w:t>Reproduzierbare Fehlererfassung, Priorisierung und Nachverfolgung bis zum Retest – inklusive Verifizierung behobener Fehler</w:t>
+        <w:t>Reproduzierbare Fehlererfassung, Priorisierung und Nachverfolgung bis zum Retest in Azure DevOps – inklusive Verifizierung behobener Fehler</w:t>
       </w:r>
     </w:p>
     <w:p>
@@ -198,6 +198,15 @@
       </w:pPr>
       <w:r>
         <w:t>Erstellung strukturierter Test- und Projektdokumentation als Nachweis der Softwarequalität über alle Entwicklungsphasen</w:t>
+      </w:r>
+    </w:p>
+    <w:p>
+      <w:pPr>
+        <w:pStyle w:val="ListBullet"/>
+        <w:spacing w:after="20"/>
+      </w:pPr>
+      <w:r>
+        <w:t>Arbeit im agilen Umfeld in Sprints – Abstimmung von Testumfang und Abnahmekriterien entlang des Sprint-Zyklus</w:t>
       </w:r>
     </w:p>
     <w:p>
@@ -448,7 +457,7 @@
     </w:p>
     <w:p>
       <w:r>
-        <w:t>Sicher: MS Excel · MS PowerPoint · MS Word · SAP · Asana · CRM (Pipedrive, Zoho)</w:t>
+        <w:t>Sicher: Azure DevOps · MS Excel · MS PowerPoint · MS Word · SAP · Asana · CRM (Pipedrive, Zoho)</w:t>
       </w:r>
     </w:p>
     <w:p>
@@ -506,7 +515,7 @@
           <w:color w:val="888888"/>
           <w:sz w:val="18"/>
         </w:rPr>
-        <w:t>HINWEIS (vor Versand löschen): Platzhalter {{...}} ersetzen. Punkte aus „In Aneignung“, die du bei AKG bereits produktiv nutzt (z. B. Jira, Git, Scrum), nach oben zu „Praxiserprobt“ verschieben – dort gehören sie hin, sobald es stimmt.</w:t>
+        <w:t>HINWEIS (vor Versand löschen): Platzhalter {{...}} ersetzen. Falls du bei AKG auch Azure Repos/Git oder Azure Test Plans nutzt: entsprechenden Punkt aus „In Aneignung“ nach oben zu „Praxiserprobt“ verschieben.</w:t>
       </w:r>
     </w:p>
     <w:sectPr>

--- a/output/Lebenslauf_PwC_QA.docx
+++ b/output/Lebenslauf_PwC_QA.docx
@@ -96,7 +96,7 @@
     </w:p>
     <w:p>
       <w:r>
-        <w:t>Werkstudent in der Software-Qualitätssicherung mit Praxis in Produktabnahme, manuellem Testing und strukturierter Fehler- und Testdokumentation – im agilen Umfeld, in Sprints und mit Azure DevOps als Testmanagement- und Tracking-Tool. Studium des Wirtschaftsingenieurwesens an der HTW Berlin mit abgeschlossener kaufmännischer Ausbildung – dadurch die Brücke zwischen Business, Technologie und Beratung, wie sie in cross-funktionalen Teams gebraucht wird. Ausgeprägte Detailorientierung, systematisches Denken in Edge Cases und Ausnahmefällen sowie klares, nachvollziehbares Fehlerreporting. Testautomatisierung (Selenium, Cypress, JUnit) sowie API- und Performance-Tests werden aktuell im Selbststudium aufgebaut (Details siehe Abschnitt „In Aneignung“).</w:t>
+        <w:t>Werkstudent in der Software-Qualitätssicherung mit Praxis in Produktabnahme, manuellem Testing und strukturierter Fehler- und Testdokumentation – im agilen Umfeld, in Sprints und mit Azure DevOps (Test Plans, Boards, Repos) als Testmanagement- und Tracking-Umgebung. Studium des Wirtschaftsingenieurwesens an der HTW Berlin mit abgeschlossener kaufmännischer Ausbildung – dadurch die Brücke zwischen Business, Technologie und Beratung, wie sie in cross-funktionalen Teams gebraucht wird. Ausgeprägte Detailorientierung, systematisches Denken in Edge Cases und Ausnahmefällen sowie klares, nachvollziehbares Fehlerreporting. Testautomatisierung (Selenium, Cypress, JUnit) sowie API- und Performance-Tests werden aktuell im Selbststudium aufgebaut (Details siehe Abschnitt „In Aneignung“).</w:t>
       </w:r>
     </w:p>
     <w:p>
@@ -117,12 +117,12 @@
     </w:p>
     <w:p>
       <w:r>
-        <w:t>Praxiserprobt: Manuelles Testing &amp; Produktabnahme · Testfallentwurf und Testdurchführung · Edge-Case-/Ausnahmefall-Analyse („Unlucky Paths“) · Fehlererfassung, Priorisierung, Nachverfolgung und Retest · Testmanagement-Tool: Azure DevOps · Agiles Arbeiten in Sprints (Scrum) · Test- und Projektdokumentation · Abstimmung mit Entwicklungs- und Fachteams</w:t>
+        <w:t>Praxiserprobt: Manuelles Testing &amp; Produktabnahme · Testfallentwurf und Testdurchführung · Edge-Case-/Ausnahmefall-Analyse („Unlucky Paths“) · Fehlererfassung, Priorisierung, Nachverfolgung und Retest · Testmanagement mit Azure DevOps (Test Plans, Boards, Work Items) · Agiles Arbeiten in Sprints (Scrum) · Versionskontrolle mit Git / Azure Repos · Test- und Projektdokumentation · Abstimmung mit Entwicklungs- und Fachteams</w:t>
       </w:r>
     </w:p>
     <w:p>
       <w:r>
-        <w:t>In Aneignung (Selbststudium, siehe lernplan.md): Testautomatisierung: Selenium, Cypress, JUnit · API-Tests (Postman/REST), Performance- und Sicherheitstests (Grundlagen) · Versionskontrolle mit Git und Arbeit mit Code-Repositories · Jira und TestRail (Umstieg von Azure DevOps, Grundlagen) · Testen von KI-Modellen und datengetriebenen Systemen (Grundlagen)</w:t>
+        <w:t>In Aneignung (Selbststudium, siehe lernplan.md): Testautomatisierung: Selenium, Cypress, JUnit · API-Tests (Postman/REST), Performance- und Sicherheitstests (Grundlagen) · Jira und TestRail (Umstieg von Azure DevOps, Grundlagen) · Testen von KI-Modellen und datengetriebenen Systemen (Grundlagen)</w:t>
       </w:r>
     </w:p>
     <w:p>
@@ -170,7 +170,7 @@
         <w:spacing w:after="20"/>
       </w:pPr>
       <w:r>
-        <w:t>Planung und Durchführung manueller Softwaretests in der Produktabnahme – von Testfallentwurf über Ausführung bis zur Abnahmeempfehlung</w:t>
+        <w:t>Planung und Durchführung manueller Softwaretests in der Produktabnahme – von Testfallentwurf über Ausführung bis zur Abnahmeempfehlung; Verwaltung der Testfälle und Testläufe in Azure DevOps Test Plans</w:t>
       </w:r>
     </w:p>
     <w:p>
@@ -188,7 +188,7 @@
         <w:spacing w:after="20"/>
       </w:pPr>
       <w:r>
-        <w:t>Reproduzierbare Fehlererfassung, Priorisierung und Nachverfolgung bis zum Retest in Azure DevOps – inklusive Verifizierung behobener Fehler</w:t>
+        <w:t>Reproduzierbare Fehlererfassung, Priorisierung und Nachverfolgung bis zum Retest in Azure DevOps – inklusive Verifizierung behobener Fehler und versionsgenauer Zuordnung über Git / Azure Repos</w:t>
       </w:r>
     </w:p>
     <w:p>
@@ -457,7 +457,7 @@
     </w:p>
     <w:p>
       <w:r>
-        <w:t>Sicher: Azure DevOps · MS Excel · MS PowerPoint · MS Word · SAP · Asana · CRM (Pipedrive, Zoho)</w:t>
+        <w:t>Sicher: Azure DevOps (Test Plans, Boards, Repos) · Git · MS Excel · MS PowerPoint · MS Word · SAP · Asana · CRM (Pipedrive, Zoho)</w:t>
       </w:r>
     </w:p>
     <w:p>
@@ -515,7 +515,7 @@
           <w:color w:val="888888"/>
           <w:sz w:val="18"/>
         </w:rPr>
-        <w:t>HINWEIS (vor Versand löschen): Platzhalter {{...}} ersetzen. Falls du bei AKG auch Azure Repos/Git oder Azure Test Plans nutzt: entsprechenden Punkt aus „In Aneignung“ nach oben zu „Praxiserprobt“ verschieben.</w:t>
+        <w:t>HINWEIS (vor Versand löschen): Platzhalter {{...}} ersetzen und diese Zeile entfernen. Optional: konkrete Zahlen in die AKG-Bullets ergänzen (Testfälle pro Sprint, gemeldete Fehler, Teamgröße, betreute Module).</w:t>
       </w:r>
     </w:p>
     <w:sectPr>

--- a/output/Lebenslauf_PwC_QA.docx
+++ b/output/Lebenslauf_PwC_QA.docx
@@ -68,6 +68,14 @@
     </w:p>
     <w:p>
       <w:pPr>
+        <w:spacing w:after="0"/>
+      </w:pPr>
+      <w:r>
+        <w:t>Verfügbarkeit: {{STUNDEN}} Stunden/Woche ab {{STARTDATUM}}</w:t>
+      </w:r>
+    </w:p>
+    <w:p>
+      <w:pPr>
         <w:spacing w:before="120"/>
       </w:pPr>
       <w:r>
@@ -96,7 +104,7 @@
     </w:p>
     <w:p>
       <w:r>
-        <w:t>Werkstudent in der Software-Qualitätssicherung mit Praxis in Produktabnahme, manuellem Testing und strukturierter Fehler- und Testdokumentation – im agilen Umfeld, in Sprints und mit Azure DevOps (Test Plans, Boards, Repos) als Testmanagement- und Tracking-Umgebung. Studium des Wirtschaftsingenieurwesens an der HTW Berlin mit abgeschlossener kaufmännischer Ausbildung – dadurch die Brücke zwischen Business, Technologie und Beratung, wie sie in cross-funktionalen Teams gebraucht wird. Ausgeprägte Detailorientierung, systematisches Denken in Edge Cases und Ausnahmefällen sowie klares, nachvollziehbares Fehlerreporting. Testautomatisierung (Selenium, Cypress, JUnit) sowie API- und Performance-Tests werden aktuell im Selbststudium aufgebaut (Details siehe Abschnitt „In Aneignung“).</w:t>
+        <w:t>Werkstudent in der Software-Qualitätssicherung mit Praxis in Produktabnahme, manuellem Testing und strukturierter Fehler- und Testdokumentation – im agilen Umfeld, in Sprints und mit Azure DevOps (Test Plans, Boards, Repos) als Testmanagement- und Tracking-Umgebung. Studium des Wirtschaftsingenieurwesens an der HTW Berlin mit abgeschlossener kaufmännischer Ausbildung – dadurch die Brücke zwischen Business, Technologie und Beratung, wie sie in cross-funktionalen Teams gebraucht wird. Ausgeprägte Detailorientierung, systematisches Denken in Edge Cases und Ausnahmefällen sowie klares, nachvollziehbares Fehlerreporting. Testautomatisierung (Selenium, Cypress, JUnit) sowie API- und Performance-Tests werden aktuell im Selbststudium aufgebaut (Details siehe Abschnitt „Kenntnisse &amp; Fähigkeiten“).</w:t>
       </w:r>
     </w:p>
     <w:p>
@@ -112,17 +120,17 @@
           <w:color w:val="1F3B57"/>
           <w:sz w:val="24"/>
         </w:rPr>
-        <w:t>QUALITÄTSSICHERUNG &amp; TESTING – KERNKOMPETENZEN</w:t>
+        <w:t>KENNTNISSE &amp; FÄHIGKEITEN – QUALITÄTSSICHERUNG UND TESTING</w:t>
       </w:r>
     </w:p>
     <w:p>
       <w:r>
-        <w:t>Praxiserprobt: Manuelles Testing &amp; Produktabnahme · Testfallentwurf und Testdurchführung · Edge-Case-/Ausnahmefall-Analyse („Unlucky Paths“) · Fehlererfassung, Priorisierung, Nachverfolgung und Retest · Testmanagement mit Azure DevOps (Test Plans, Boards, Work Items) · Agiles Arbeiten in Sprints (Scrum) · Versionskontrolle mit Git / Azure Repos · Test- und Projektdokumentation · Abstimmung mit Entwicklungs- und Fachteams</w:t>
+        <w:t>Praxiserprobt: Manuelles Testing &amp; Produktabnahme, Testfallentwurf und Testdurchführung, Edge-Case-/Ausnahmefall-Analyse („Unlucky Paths“), Fehlererfassung, Priorisierung, Nachverfolgung und Retest, Testmanagement mit Azure DevOps (Test Plans, Boards, Work Items), Agiles Arbeiten in Sprints (Scrum), Versionskontrolle mit Git / Azure Repos, Test- und Projektdokumentation, Abstimmung mit Entwicklungs- und Fachteams</w:t>
       </w:r>
     </w:p>
     <w:p>
       <w:r>
-        <w:t>In Aneignung (Selbststudium, siehe lernplan.md): Testautomatisierung: Selenium, Cypress, JUnit · API-Tests (Postman/REST), Performance- und Sicherheitstests (Grundlagen) · Jira und TestRail (Umstieg von Azure DevOps, Grundlagen) · Testen von KI-Modellen und datengetriebenen Systemen (Grundlagen)</w:t>
+        <w:t>Im Aufbau (Selbststudium): Testautomatisierung: Selenium, Cypress, JUnit, API-Tests (Postman/REST), Performance- und Sicherheitstests (Grundlagen), Jira und TestRail (Umstieg von Azure DevOps, Grundlagen), Testen von KI-Modellen und datengetriebenen Systemen (Grundlagen)</w:t>
       </w:r>
     </w:p>
     <w:p>
@@ -457,12 +465,12 @@
     </w:p>
     <w:p>
       <w:r>
-        <w:t>Sicher: Azure DevOps (Test Plans, Boards, Repos) · Git · MS Excel · MS PowerPoint · MS Word · SAP · Asana · CRM (Pipedrive, Zoho)</w:t>
+        <w:t>Sicher: Azure DevOps (Test Plans, Boards, Repos), Git, MS Excel, MS PowerPoint, MS Word, SAP, Asana, CRM (Pipedrive, Zoho)</w:t>
       </w:r>
     </w:p>
     <w:p>
       <w:r>
-        <w:t>Grundkenntnisse: Python · SQL · C#</w:t>
+        <w:t>Grundkenntnisse: Python, SQL, C#</w:t>
       </w:r>
     </w:p>
     <w:p>

--- a/output/Lebenslauf_PwC_QA.docx
+++ b/output/Lebenslauf_PwC_QA.docx
@@ -104,7 +104,7 @@
     </w:p>
     <w:p>
       <w:r>
-        <w:t>Werkstudent in der Software-Qualitätssicherung mit Praxis in Produktabnahme, manuellem Testing und strukturierter Fehler- und Testdokumentation – im agilen Umfeld, in Sprints und mit Azure DevOps (Test Plans, Boards, Repos) als Testmanagement- und Tracking-Umgebung. Studium des Wirtschaftsingenieurwesens an der HTW Berlin mit abgeschlossener kaufmännischer Ausbildung – dadurch die Brücke zwischen Business, Technologie und Beratung, wie sie in cross-funktionalen Teams gebraucht wird. Ausgeprägte Detailorientierung, systematisches Denken in Edge Cases und Ausnahmefällen sowie klares, nachvollziehbares Fehlerreporting. Testautomatisierung (Selenium, Cypress, JUnit) sowie API- und Performance-Tests werden aktuell im Selbststudium aufgebaut (Details siehe Abschnitt „Kenntnisse &amp; Fähigkeiten“).</w:t>
+        <w:t>Werkstudent in der Software-Qualitätssicherung mit Praxis in Testplanung, Produktabnahme, manuellem Testing und strukturierter Fehler- und Testdokumentation. Erstellung von Testplänen in enger Zusammenarbeit mit dem Produktmanagement – im agilen Umfeld, in Sprints und mit Azure DevOps (Test Plans, Boards, Repos) als Testmanagement- und Tracking-Umgebung. Studium des Wirtschaftsingenieurwesens an der HTW Berlin mit abgeschlossener kaufmännischer Ausbildung – dadurch die Brücke zwischen Business, Technologie und Beratung, wie sie in cross-funktionalen Teams gebraucht wird. Ausgeprägte Detailorientierung, systematisches Denken in Edge Cases und Ausnahmefällen sowie klares, nachvollziehbares Fehlerreporting. Testautomatisierung (Selenium, Cypress, JUnit) sowie API- und Performance-Tests werden aktuell im Selbststudium aufgebaut (Details siehe Abschnitt „Kenntnisse &amp; Fähigkeiten“).</w:t>
       </w:r>
     </w:p>
     <w:p>
@@ -125,7 +125,7 @@
     </w:p>
     <w:p>
       <w:r>
-        <w:t>Praxiserprobt: Manuelles Testing &amp; Produktabnahme, Testfallentwurf und Testdurchführung, Edge-Case-/Ausnahmefall-Analyse („Unlucky Paths“), Fehlererfassung, Priorisierung, Nachverfolgung und Retest, Testmanagement mit Azure DevOps (Test Plans, Boards, Work Items), Agiles Arbeiten in Sprints (Scrum), Versionskontrolle mit Git / Azure Repos, Test- und Projektdokumentation, Abstimmung mit Entwicklungs- und Fachteams</w:t>
+        <w:t>Praxiserprobt: Testplanung und Testkonzeption, Manuelles Testing &amp; Produktabnahme, Testfallentwurf und Testdurchführung, Edge-Case-/Ausnahmefall-Analyse („Unlucky Paths“), Fehlererfassung, Priorisierung, Nachverfolgung und Retest, Testmanagement mit Azure DevOps (Test Plans, Boards, Work Items), Agiles Arbeiten in Sprints (Scrum), Versionskontrolle mit Git / Azure Repos, Test- und Projektdokumentation, Zusammenarbeit mit Entwicklungs- und Produktteams</w:t>
       </w:r>
     </w:p>
     <w:p>
@@ -178,6 +178,15 @@
         <w:spacing w:after="20"/>
       </w:pPr>
       <w:r>
+        <w:t>Erstellung von Testplänen in enger Zusammenarbeit mit dem Produktmanagement – Ableitung von Testumfang, Testszenarien und Abnahmekriterien aus den Produktanforderungen</w:t>
+      </w:r>
+    </w:p>
+    <w:p>
+      <w:pPr>
+        <w:pStyle w:val="ListBullet"/>
+        <w:spacing w:after="20"/>
+      </w:pPr>
+      <w:r>
         <w:t>Planung und Durchführung manueller Softwaretests in der Produktabnahme – von Testfallentwurf über Ausführung bis zur Abnahmeempfehlung; Verwaltung der Testfälle und Testläufe in Azure DevOps Test Plans</w:t>
       </w:r>
     </w:p>
@@ -214,16 +223,7 @@
         <w:spacing w:after="20"/>
       </w:pPr>
       <w:r>
-        <w:t>Arbeit im agilen Umfeld in Sprints – Abstimmung von Testumfang und Abnahmekriterien entlang des Sprint-Zyklus</w:t>
-      </w:r>
-    </w:p>
-    <w:p>
-      <w:pPr>
-        <w:pStyle w:val="ListBullet"/>
-        <w:spacing w:after="20"/>
-      </w:pPr>
-      <w:r>
-        <w:t>Enge teamübergreifende Abstimmung mit Entwicklung und Fachbereich zu Anforderungen, Fehlerbildern und Abnahmekriterien</w:t>
+        <w:t>Arbeit im agilen Umfeld in Sprints – enge teamübergreifende Abstimmung mit Entwicklungs- und Produktteams zu Anforderungen, Fehlerbildern und Abnahmekriterien entlang des Sprint-Zyklus</w:t>
       </w:r>
     </w:p>
     <w:p>

--- a/output/Lebenslauf_PwC_QA.docx
+++ b/output/Lebenslauf_PwC_QA.docx
@@ -104,7 +104,7 @@
     </w:p>
     <w:p>
       <w:r>
-        <w:t>Werkstudent in der Software-Qualitätssicherung mit Praxis in Testplanung, Produktabnahme, manuellem Testing und strukturierter Fehler- und Testdokumentation. Erstellung von Testplänen in enger Zusammenarbeit mit dem Produktmanagement – im agilen Umfeld, in Sprints und mit Azure DevOps (Test Plans, Boards, Repos) als Testmanagement- und Tracking-Umgebung. Studium des Wirtschaftsingenieurwesens an der HTW Berlin mit abgeschlossener kaufmännischer Ausbildung – dadurch die Brücke zwischen Business, Technologie und Beratung, wie sie in cross-funktionalen Teams gebraucht wird. Ausgeprägte Detailorientierung, systematisches Denken in Edge Cases und Ausnahmefällen sowie klares, nachvollziehbares Fehlerreporting. Testautomatisierung (Selenium, Cypress, JUnit) sowie API- und Performance-Tests werden aktuell im Selbststudium aufgebaut (Details siehe Abschnitt „Kenntnisse &amp; Fähigkeiten“).</w:t>
+        <w:t>Werkstudent in der Software-Qualitätssicherung mit Praxis in Testplanung, Produktabnahme und manuellem Testing sowie in API- und Performance-Tests. Testpläne erstelle ich in enger Zusammenarbeit mit dem Produktmanagement; gearbeitet wird agil in Sprints mit Azure DevOps (Test Plans, Boards, Repos) als Testmanagement- und Tracking-Umgebung. Studium des Wirtschaftsingenieurwesens an der HTW Berlin mit abgeschlossener kaufmännischer Ausbildung – dadurch die Brücke zwischen Business, Technologie und Beratung, wie sie in cross-funktionalen Teams gebraucht wird. Ausgeprägte Detailorientierung, systematisches Denken in Edge Cases und Ausnahmefällen sowie klares, nachvollziehbares Fehlerreporting. Testautomatisierung mit Selenium, Cypress und JUnit wird aktuell im Selbststudium aufgebaut.</w:t>
       </w:r>
     </w:p>
     <w:p>
@@ -125,12 +125,12 @@
     </w:p>
     <w:p>
       <w:r>
-        <w:t>Praxiserprobt: Testplanung und Testkonzeption, Manuelles Testing &amp; Produktabnahme, Testfallentwurf und Testdurchführung, Edge-Case-/Ausnahmefall-Analyse („Unlucky Paths“), Fehlererfassung, Priorisierung, Nachverfolgung und Retest, Testmanagement mit Azure DevOps (Test Plans, Boards, Work Items), Agiles Arbeiten in Sprints (Scrum), Versionskontrolle mit Git / Azure Repos, Test- und Projektdokumentation, Zusammenarbeit mit Entwicklungs- und Produktteams</w:t>
+        <w:t>Praxiserprobt: Testplanung und Testkonzeption, Manuelles Testing &amp; Produktabnahme, Testfallentwurf und Testdurchführung, Edge-Case-/Ausnahmefall-Analyse („Unlucky Paths“), API-Tests, Performance-Tests, Fehlererfassung, Priorisierung, Nachverfolgung und Retest, Testmanagement mit Azure DevOps (Test Plans, Boards, Work Items), Agiles Arbeiten in Sprints (Scrum), Versionskontrolle mit Git / Azure Repos, Test- und Projektdokumentation, Zusammenarbeit mit Entwicklungs- und Produktteams</w:t>
       </w:r>
     </w:p>
     <w:p>
       <w:r>
-        <w:t>Im Aufbau (Selbststudium): Testautomatisierung: Selenium, Cypress, JUnit, API-Tests (Postman/REST), Performance- und Sicherheitstests (Grundlagen), Jira und TestRail (Umstieg von Azure DevOps, Grundlagen), Testen von KI-Modellen und datengetriebenen Systemen (Grundlagen)</w:t>
+        <w:t>Im Aufbau (Selbststudium): Testautomatisierung: Selenium, Cypress, JUnit, Sicherheitstests (Grundlagen), Jira und TestRail (Umstieg von Azure DevOps, Grundlagen), Testen von KI-Modellen und datengetriebenen Systemen (Grundlagen)</w:t>
       </w:r>
     </w:p>
     <w:p>
@@ -197,6 +197,15 @@
       </w:pPr>
       <w:r>
         <w:t>Systematische Analyse von Edge Cases und Ausnahmefällen („Unlucky Paths“) über die fachlich erwarteten Standardabläufe hinaus</w:t>
+      </w:r>
+    </w:p>
+    <w:p>
+      <w:pPr>
+        <w:pStyle w:val="ListBullet"/>
+        <w:spacing w:after="20"/>
+      </w:pPr>
+      <w:r>
+        <w:t>Durchführung von API- und Performance-Tests – Prüfung von Schnittstellen gegen die Spezifikation sowie des Systemverhaltens unter Last</w:t>
       </w:r>
     </w:p>
     <w:p>

--- a/output/Lebenslauf_PwC_QA.docx
+++ b/output/Lebenslauf_PwC_QA.docx
@@ -104,7 +104,7 @@
     </w:p>
     <w:p>
       <w:r>
-        <w:t>Werkstudent in der Software-Qualitätssicherung mit Praxis in Testplanung, Produktabnahme und manuellem Testing sowie in API- und Performance-Tests. Testpläne erstelle ich in enger Zusammenarbeit mit dem Produktmanagement; gearbeitet wird agil in Sprints mit Azure DevOps (Test Plans, Boards, Repos) als Testmanagement- und Tracking-Umgebung. Studium des Wirtschaftsingenieurwesens an der HTW Berlin mit abgeschlossener kaufmännischer Ausbildung – dadurch die Brücke zwischen Business, Technologie und Beratung, wie sie in cross-funktionalen Teams gebraucht wird. Ausgeprägte Detailorientierung, systematisches Denken in Edge Cases und Ausnahmefällen sowie klares, nachvollziehbares Fehlerreporting. Testautomatisierung mit Selenium, Cypress und JUnit wird aktuell im Selbststudium aufgebaut.</w:t>
+        <w:t>Ich arbeite als Werkstudent in der Software-Qualitätssicherung. Zusammen mit dem Produktmanagement schreibe ich Testpläne, teste manuell in der Produktabnahme und führe API- und Performance-Tests durch. Wir arbeiten in Sprints; Testfälle, Fehler und Codestände laufen über Azure DevOps. Vor meinem Studium des Wirtschaftsingenieurwesens an der HTW Berlin habe ich eine kaufmännische Ausbildung abgeschlossen. Was mich an der Qualitätssicherung reizt, sind die Sonderfälle, an die beim Entwurf niemand gedacht hat – und Fehlerberichte, mit denen die Entwicklung ohne Rückfrage weiterarbeiten kann.</w:t>
       </w:r>
     </w:p>
     <w:p>

--- a/output/Lebenslauf_PwC_QA.docx
+++ b/output/Lebenslauf_PwC_QA.docx
@@ -11,7 +11,7 @@
           <w:b/>
           <w:sz w:val="40"/>
         </w:rPr>
-        <w:t>{{NAME}}</w:t>
+        <w:t>Pouya Shakourpour Shireh Jini</w:t>
       </w:r>
     </w:p>
     <w:p>
@@ -31,7 +31,7 @@
         <w:spacing w:after="0"/>
       </w:pPr>
       <w:r>
-        <w:t>{{ANSCHRIFT}}</w:t>
+        <w:t>Scheffelstr. 45, 10367 Berlin</w:t>
       </w:r>
     </w:p>
     <w:p>
@@ -39,7 +39,7 @@
         <w:spacing w:after="0"/>
       </w:pPr>
       <w:r>
-        <w:t>Telefon: {{TELEFON}}</w:t>
+        <w:t>Telefon: 0176 80782540</w:t>
       </w:r>
     </w:p>
     <w:p>
@@ -48,22 +48,6 @@
       </w:pPr>
       <w:r>
         <w:t>E-Mail: pouyapouya144@gmail.com</w:t>
-      </w:r>
-    </w:p>
-    <w:p>
-      <w:pPr>
-        <w:spacing w:after="0"/>
-      </w:pPr>
-      <w:r>
-        <w:t>Geburtsdatum: {{GEBURT}}</w:t>
-      </w:r>
-    </w:p>
-    <w:p>
-      <w:pPr>
-        <w:spacing w:after="0"/>
-      </w:pPr>
-      <w:r>
-        <w:t>LinkedIn: {{LINKEDIN}}</w:t>
       </w:r>
     </w:p>
     <w:p>
@@ -104,7 +88,7 @@
     </w:p>
     <w:p>
       <w:r>
-        <w:t>Ich arbeite als Werkstudent in der Software-Qualitätssicherung. Zusammen mit dem Produktmanagement schreibe ich Testpläne, teste manuell in der Produktabnahme und führe API- und Performance-Tests durch. Wir arbeiten in Sprints; Testfälle, Fehler und Codestände laufen über Azure DevOps. Vor meinem Studium des Wirtschaftsingenieurwesens an der HTW Berlin habe ich eine kaufmännische Ausbildung abgeschlossen. Was mich an der Qualitätssicherung reizt, sind die Sonderfälle, an die beim Entwurf niemand gedacht hat – und Fehlerberichte, mit denen die Entwicklung ohne Rückfrage weiterarbeiten kann.</w:t>
+        <w:t>Ich arbeite als Werkstudent in der Software-Qualitätssicherung für eine Planungssoftware im Bahnbau. Zusammen mit dem Produktmanagement schreibe ich Testpläne, teste manuell in der Produktabnahme und führe API- und Performance-Tests durch. Wir arbeiten in Sprints; Testfälle, Fehler und Codestände laufen über Azure DevOps. Vor meinem Studium des Wirtschaftsingenieurwesens an der HTW Berlin habe ich eine kaufmännische Ausbildung abgeschlossen. Was mich an der Qualitätssicherung reizt, sind die Sonderfälle, an die beim Entwurf niemand gedacht hat – und Fehlerberichte, mit denen die Entwicklung ohne Rückfrage weiterarbeiten kann.</w:t>
       </w:r>
     </w:p>
     <w:p>
@@ -157,7 +141,7 @@
         <w:rPr>
           <w:b/>
         </w:rPr>
-        <w:t>Werkstudent Qualitätssicherung (Produktabnahme) — AKG Software Consulting GmbH, Berlin</w:t>
+        <w:t>Werkstudent Qualitätssicherung (Produktabnahme) — AKG Software Consulting GmbH, Berlin – Planungssoftware Vestra InfraVision (Trassierung und Infrastrukturplanung von Schienennetzen)</w:t>
       </w:r>
     </w:p>
     <w:p>
@@ -532,7 +516,7 @@
           <w:color w:val="888888"/>
           <w:sz w:val="18"/>
         </w:rPr>
-        <w:t>HINWEIS (vor Versand löschen): Platzhalter {{...}} ersetzen und diese Zeile entfernen. Optional: konkrete Zahlen in die AKG-Bullets ergänzen (Testfälle pro Sprint, gemeldete Fehler, Teamgröße, betreute Module).</w:t>
+        <w:t>HINWEIS (vor Versand löschen): {{STUNDEN}} und {{STARTDATUM}} eintragen und diese Zeile entfernen. Optional: konkrete Zahlen in die AKG-Bullets ergänzen (Testfälle pro Sprint, gemeldete Fehler, Teamgröße, betreute Module).</w:t>
       </w:r>
     </w:p>
     <w:sectPr>
